--- a/Well-and-Good-Websites-Live-Copy-Audit-2026-06-27.docx
+++ b/Well-and-Good-Websites-Live-Copy-Audit-2026-06-27.docx
@@ -8,7 +8,7 @@
           <w:b/>
           <w:sz w:val="48"/>
         </w:rPr>
-        <w:t>Well and Good Websites — Live Copy Audit</w:t>
+        <w:t>Well and Good Websites: Live Copy Audit</w:t>
       </w:r>
     </w:p>
     <w:p>
@@ -41,7 +41,7 @@
         <w:pStyle w:val="ListBullet"/>
       </w:pPr>
       <w:r>
-        <w:t>Biggest gap: almost no social proof for Well and Good itself — no testimonials, no count of sites built, no named clients or owner story. The only proof on the page ("4.9-star reputation") belongs to a client, not to WGW. Framework B's testimonial principle and Framework A's Social Proof angle are essentially unused.</w:t>
+        <w:t>Biggest gap: almost no social proof for Well and Good itself, no testimonials, no count of sites built, no named clients or owner story. The only proof on the page ("4.9-star reputation") belongs to a client, not to WGW. Framework B's testimonial principle and Framework A's Social Proof angle are essentially unused.</w:t>
       </w:r>
     </w:p>
     <w:p>
@@ -65,7 +65,7 @@
         <w:pStyle w:val="ListBullet"/>
       </w:pPr>
       <w:r>
-        <w:t>The free-preview offer ("I'll build you a free preview of your website, no commitment") is the single most persuasive line on the site — and it is buried in the final CTA. Move it above the fold.</w:t>
+        <w:t>The free-preview offer ("I'll build you a free preview of your website, no commitment") is the single most persuasive line on the site, and it is buried in the final CTA. Move it above the fold.</w:t>
       </w:r>
     </w:p>
     <w:p>
@@ -73,7 +73,7 @@
         <w:pStyle w:val="Heading1"/>
       </w:pPr>
       <w:r>
-        <w:t>Part 1 — Live copy, captured verbatim</w:t>
+        <w:t>Part 1, Live copy, captured verbatim</w:t>
       </w:r>
     </w:p>
     <w:p>
@@ -90,7 +90,7 @@
         <w:pStyle w:val="Heading2"/>
       </w:pPr>
       <w:r>
-        <w:t>Homepage — wellandgoodwebsites.ca/</w:t>
+        <w:t>Homepage, wellandgoodwebsites.ca/</w:t>
       </w:r>
     </w:p>
     <w:p>
@@ -102,7 +102,7 @@
         <w:t xml:space="preserve">SEO title: </w:t>
       </w:r>
       <w:r>
-        <w:t>Custom Websites in 24 Hours + Local Growth Marketing | Well and Good Websites  (77 chars — over the ~60–70 limit)</w:t>
+        <w:t>Custom Websites in 24 Hours + Local Growth Marketing | Well and Good Websites (77 chars, over the ~60–70 limit)</w:t>
       </w:r>
     </w:p>
     <w:p>
@@ -114,7 +114,7 @@
         <w:t xml:space="preserve">Meta description: </w:t>
       </w:r>
       <w:r>
-        <w:t>Custom websites live in 24 hours, plus the local SEO, Google Business Profile, and social that get you found on Google. From $99/month — no lock-in, published pricing.</w:t>
+        <w:t>Custom websites live in 24 hours, plus the local SEO, Google Business Profile, and social that get you found on Google. From $99/month, no lock-in, published pricing.</w:t>
       </w:r>
     </w:p>
     <w:p>
@@ -436,17 +436,17 @@
     </w:p>
     <w:p>
       <w:r>
-        <w:t>Service provider · Toronto — "SEO-optimized so local customers find it first." Services, videos, photos, testimonials, and contact — organized so visitors can decide fast.</w:t>
+        <w:t>Service provider · Toronto, "SEO-optimized so local customers find it first." Services, videos, photos, testimonials, and contact, organized so visitors can decide fast.</w:t>
       </w:r>
     </w:p>
     <w:p>
       <w:r>
-        <w:t>Restaurant · Welland — "Built around the real reasons people visit." Menu highlights, reviews, location details, and call-to-order actions organized for mobile.</w:t>
+        <w:t>Restaurant · Welland, "Built around the real reasons people visit." Menu highlights, reviews, location details, and call-to-order actions organized for mobile.</w:t>
       </w:r>
     </w:p>
     <w:p>
       <w:r>
-        <w:t>Auto repair · Welland — "Built to turn a 4.9-star reputation into phone calls." Services, real Google reviews, and a call-first layout — organized so drivers reach the shop before second-guessing.</w:t>
+        <w:t>Auto repair · Welland, "Built to turn a 4.9-star reputation into phone calls." Services, real Google reviews, and a call-first layout, organized so drivers reach the shop before second-guessing.</w:t>
       </w:r>
     </w:p>
     <w:p>
@@ -459,22 +459,22 @@
         <w:pStyle w:val="Heading3"/>
       </w:pPr>
       <w:r>
-        <w:t>How it works — Three steps. Live in 24 hours.</w:t>
+        <w:t>How it works, Three steps. Live in 24 hours.</w:t>
       </w:r>
     </w:p>
     <w:p>
       <w:r>
-        <w:t>Understand — I review your Google listing, reviews, services, photos, social presence, and local competitors.</w:t>
+        <w:t>Understand, I review your Google listing, reviews, services, photos, social presence, and local competitors.</w:t>
       </w:r>
     </w:p>
     <w:p>
       <w:r>
-        <w:t>Build — Your website goes live in 24 hours, written and optimized for local search.</w:t>
+        <w:t>Build, Your website goes live in 24 hours, written and optimized for local search.</w:t>
       </w:r>
     </w:p>
     <w:p>
       <w:r>
-        <w:t>Grow — Ongoing SEO, Google Business Profile, and social keep you showing up and bringing in customers.</w:t>
+        <w:t>Grow, Ongoing SEO, Google Business Profile, and social keep you showing up and bringing in customers.</w:t>
       </w:r>
     </w:p>
     <w:p>
@@ -482,12 +482,12 @@
         <w:pStyle w:val="Heading3"/>
       </w:pPr>
       <w:r>
-        <w:t>Plans — Get more attention. Get more customers.</w:t>
+        <w:t>Plans, Get more attention. Get more customers.</w:t>
       </w:r>
     </w:p>
     <w:p>
       <w:r>
-        <w:t>Launch — Get found locally. + $497 setup · or $990/yr</w:t>
+        <w:t>Launch, Get found locally. + $497 setup · or $990/yr</w:t>
       </w:r>
     </w:p>
     <w:p>
@@ -532,7 +532,7 @@
     </w:p>
     <w:p>
       <w:r>
-        <w:t>Grow (Most popular) — More calls, bookings, visits, quotes. + $997 onboarding · or $3,990/yr</w:t>
+        <w:t>Grow (Most popular), More calls, bookings, visits, quotes. + $997 onboarding · or $3,990/yr</w:t>
       </w:r>
     </w:p>
     <w:p>
@@ -577,7 +577,7 @@
     </w:p>
     <w:p>
       <w:r>
-        <w:t>Dominate — Own your local market. + $1,497 onboarding · or $8,990/yr</w:t>
+        <w:t>Dominate, Own your local market. + $1,497 onboarding · or $8,990/yr</w:t>
       </w:r>
     </w:p>
     <w:p>
@@ -649,7 +649,7 @@
         <w:pStyle w:val="Heading2"/>
       </w:pPr>
       <w:r>
-        <w:t>Web Design Niagara — /web-design-niagara/</w:t>
+        <w:t>Web Design Niagara, /web-design-niagara/</w:t>
       </w:r>
     </w:p>
     <w:p>
@@ -710,17 +710,17 @@
     </w:p>
     <w:p>
       <w:r>
-        <w:t>Local proof — Real services, photos, reviews, and location details so the website feels specific to your business, not a generic template.</w:t>
+        <w:t>Local proof, Real services, photos, reviews, and location details so the website feels specific to your business, not a generic template.</w:t>
       </w:r>
     </w:p>
     <w:p>
       <w:r>
-        <w:t>Mobile actions — Tap-to-call, booking, quote requests, hours, and directions where customers find them quickly.</w:t>
+        <w:t>Mobile actions, Tap-to-call, booking, quote requests, hours, and directions where customers find them quickly.</w:t>
       </w:r>
     </w:p>
     <w:p>
       <w:r>
-        <w:t>Found first — Optimized for local search so Niagara customers find you on Google and ChatGPT before your competition.</w:t>
+        <w:t>Found first, Optimized for local search so Niagara customers find you on Google and ChatGPT before your competition.</w:t>
       </w:r>
     </w:p>
     <w:p>
@@ -778,7 +778,7 @@
         <w:pStyle w:val="Heading2"/>
       </w:pPr>
       <w:r>
-        <w:t>Affordable Website Design — /affordable-website-design/</w:t>
+        <w:t>Affordable Website Design, /affordable-website-design/</w:t>
       </w:r>
     </w:p>
     <w:p>
@@ -839,17 +839,17 @@
     </w:p>
     <w:p>
       <w:r>
-        <w:t>Real business details — Services, photos, hours, location, reviews, and the main customer action come before decoration.</w:t>
+        <w:t>Real business details, Services, photos, hours, location, reviews, and the main customer action come before decoration.</w:t>
       </w:r>
     </w:p>
     <w:p>
       <w:r>
-        <w:t>Clear pricing — Plans are visible from the start, so you can decide what level of help makes sense.</w:t>
+        <w:t>Clear pricing, Plans are visible from the start, so you can decide what level of help makes sense.</w:t>
       </w:r>
     </w:p>
     <w:p>
       <w:r>
-        <w:t>Built to be found — Every website ships optimized for local search on Google and ChatGPT.</w:t>
+        <w:t>Built to be found, Every website ships optimized for local search on Google and ChatGPT.</w:t>
       </w:r>
     </w:p>
     <w:p>
@@ -889,7 +889,7 @@
         <w:pStyle w:val="Heading2"/>
       </w:pPr>
       <w:r>
-        <w:t>One-Page Websites — /one-page-websites/</w:t>
+        <w:t>One-Page Websites, /one-page-websites/</w:t>
       </w:r>
     </w:p>
     <w:p>
@@ -985,7 +985,7 @@
         <w:pStyle w:val="Heading1"/>
       </w:pPr>
       <w:r>
-        <w:t>Part 2 — Framework A: Positioning &amp; Angles</w:t>
+        <w:t>Part 2, Framework A: Positioning &amp; Angles</w:t>
       </w:r>
     </w:p>
     <w:p>
@@ -1002,7 +1002,7 @@
         <w:pStyle w:val="Heading2"/>
       </w:pPr>
       <w:r>
-        <w:t>Step 1 — Transformation: what changes after?</w:t>
+        <w:t>Step 1, Transformation: what changes after?</w:t>
       </w:r>
     </w:p>
     <w:p>
@@ -1019,7 +1019,7 @@
     </w:p>
     <w:p>
       <w:r>
-        <w:t>Recommendation: state the after-state explicitly near the hero — e.g., "Go from invisible on Google to the first name a local customer calls."</w:t>
+        <w:t>Recommendation: state the after-state explicitly near the hero, e.g., "Go from invisible on Google to the first name a local customer calls."</w:t>
       </w:r>
     </w:p>
     <w:p>
@@ -1027,7 +1027,7 @@
         <w:pStyle w:val="Heading2"/>
       </w:pPr>
       <w:r>
-        <w:t>Step 2 — Competitive: map the alternatives</w:t>
+        <w:t>Step 2, Competitive: map the alternatives</w:t>
       </w:r>
     </w:p>
     <w:p>
@@ -1044,7 +1044,7 @@
     </w:p>
     <w:p>
       <w:r>
-        <w:t>Watch-out: the table only maps agencies. The other two alternatives a local owner considers — DIY builders (Wix/Squarespace) and doing nothing — are not addressed. Add a line that positions against DIY ("done for you, not another tool to learn").</w:t>
+        <w:t>Watch-out: the table only maps agencies. The other two alternatives a local owner considers, DIY builders (Wix/Squarespace) and doing nothing, are not addressed. Add a line that positions against DIY ("done for you, not another tool to learn").</w:t>
       </w:r>
     </w:p>
     <w:p>
@@ -1052,7 +1052,7 @@
         <w:pStyle w:val="Heading2"/>
       </w:pPr>
       <w:r>
-        <w:t>Step 3 — Mechanism: name the HOW</w:t>
+        <w:t>Step 3, Mechanism: name the HOW</w:t>
       </w:r>
     </w:p>
     <w:p>
@@ -1064,12 +1064,12 @@
         <w:t xml:space="preserve">GAP. </w:t>
       </w:r>
       <w:r>
-        <w:t>There is no named mechanism. "Live in 24 hours" and "published pricing" are claims, not an explained method. In a skeptical market, an unexplained 24-hour build invites the question "how — and is it any good?" The how (modern/AI tooling) is deliberately not shown; that's fine, but the site should still brand the system.</w:t>
+        <w:t>There is no named mechanism. "Live in 24 hours" and "published pricing" are claims, not an explained method. In a skeptical market, an unexplained 24-hour build invites the question "how, and is it any good?" The how (modern/AI tooling) is deliberately not shown; that's fine, but the site should still brand the system.</w:t>
       </w:r>
     </w:p>
     <w:p>
       <w:r>
-        <w:t>Recommendation: name and trademark-style the process — e.g., "The 24-Hour Local Launch" or "The Found-First Build" — so the speed reads as a repeatable system, not a corner-cut.</w:t>
+        <w:t>Recommendation: name and trademark-style the process, e.g., "The 24-Hour Local Launch" or "The Found-First Build", so the speed reads as a repeatable system, not a corner-cut.</w:t>
       </w:r>
     </w:p>
     <w:p>
@@ -1077,7 +1077,7 @@
         <w:pStyle w:val="Heading2"/>
       </w:pPr>
       <w:r>
-        <w:t>Step 4 — Market sophistication (Schwartz)</w:t>
+        <w:t>Step 4, Market sophistication (Schwartz)</w:t>
       </w:r>
     </w:p>
     <w:p>
@@ -1089,7 +1089,7 @@
         <w:t xml:space="preserve">STAGE 4 (jaded). </w:t>
       </w:r>
       <w:r>
-        <w:t>Local web design / SEO is a crowded, claim-fatigued market — every agency promises "more customers" and "#1 on Google." Stage 4 rewards identity and a fresh mechanism over louder claims; Stage 5 rewards exclusivity/identity.</w:t>
+        <w:t>Local web design / SEO is a crowded, claim-fatigued market, every agency promises "more customers" and "#1 on Google." Stage 4 rewards identity and a fresh mechanism over louder claims; Stage 5 rewards exclusivity/identity.</w:t>
       </w:r>
     </w:p>
     <w:p>
@@ -1102,7 +1102,7 @@
         <w:pStyle w:val="Heading2"/>
       </w:pPr>
       <w:r>
-        <w:t>The 8 angle generators — which are working</w:t>
+        <w:t>The 8 angle generators, which are working</w:t>
       </w:r>
     </w:p>
     <w:tbl>
@@ -1177,7 +1177,7 @@
           </w:tcPr>
           <w:p>
             <w:r>
-              <w:t>Yes — strong</w:t>
+              <w:t>Yes, strong</w:t>
             </w:r>
           </w:p>
         </w:tc>
@@ -1251,7 +1251,7 @@
           </w:tcPr>
           <w:p>
             <w:r>
-              <w:t>"Get found... win more customers" — destination named, arc not dramatized.</w:t>
+              <w:t>"Get found... win more customers", destination named, arc not dramatized.</w:t>
             </w:r>
           </w:p>
         </w:tc>
@@ -1273,7 +1273,7 @@
           </w:tcPr>
           <w:p>
             <w:r>
-              <w:t>Yes — strong</w:t>
+              <w:t>Yes, strong</w:t>
             </w:r>
           </w:p>
         </w:tc>
@@ -1305,7 +1305,7 @@
           </w:tcPr>
           <w:p>
             <w:r>
-              <w:t>Yes — strong</w:t>
+              <w:t>Yes, strong</w:t>
             </w:r>
           </w:p>
         </w:tc>
@@ -1411,7 +1411,7 @@
           </w:tcPr>
           <w:p>
             <w:r>
-              <w:t>"Free preview, no commitment" + "cancel anytime" — excellent, but sits in the footer CTA.</w:t>
+              <w:t>"Free preview, no commitment" + "cancel anytime", excellent, but sits in the footer CTA.</w:t>
             </w:r>
           </w:p>
         </w:tc>
@@ -1423,7 +1423,7 @@
         <w:pStyle w:val="Heading2"/>
       </w:pPr>
       <w:r>
-        <w:t>The 5-point angle test — applied to the current hero</w:t>
+        <w:t>The 5-point angle test, applied to the current hero</w:t>
       </w:r>
     </w:p>
     <w:p>
@@ -1686,7 +1686,7 @@
         <w:pStyle w:val="Heading3"/>
       </w:pPr>
       <w:r>
-        <w:t>Option 1 — Enemy / Transparency (the anti-agency)</w:t>
+        <w:t>Option 1, Enemy / Transparency (the anti-agency)</w:t>
       </w:r>
     </w:p>
     <w:p>
@@ -1710,7 +1710,7 @@
         <w:t xml:space="preserve">Headline direction: </w:t>
       </w:r>
       <w:r>
-        <w:t>"Everything local agencies hide — the price, the timeline, the contract — out in the open."</w:t>
+        <w:t>"Everything local agencies hide, the price, the timeline, the contract, out in the open."</w:t>
       </w:r>
     </w:p>
     <w:p>
@@ -1730,7 +1730,7 @@
         <w:pStyle w:val="Heading3"/>
       </w:pPr>
       <w:r>
-        <w:t>Option 2 — Transformation (invisible → chosen)</w:t>
+        <w:t>Option 2, Transformation (invisible → chosen)</w:t>
       </w:r>
     </w:p>
     <w:p>
@@ -1774,7 +1774,7 @@
         <w:pStyle w:val="Heading3"/>
       </w:pPr>
       <w:r>
-        <w:t>Option 3 — Risk Reversal (see it before you pay)</w:t>
+        <w:t>Option 3, Risk Reversal (see it before you pay)</w:t>
       </w:r>
     </w:p>
     <w:p>
@@ -1818,7 +1818,7 @@
         <w:pStyle w:val="Heading3"/>
       </w:pPr>
       <w:r>
-        <w:t>Option 4 — Unique Mechanism (name the system)</w:t>
+        <w:t>Option 4, Unique Mechanism (name the system)</w:t>
       </w:r>
     </w:p>
     <w:p>
@@ -1862,7 +1862,7 @@
         <w:pStyle w:val="Heading3"/>
       </w:pPr>
       <w:r>
-        <w:t>Option 5 — Bundle / One throat to choke</w:t>
+        <w:t>Option 5, Bundle / One throat to choke</w:t>
       </w:r>
     </w:p>
     <w:p>
@@ -1886,7 +1886,7 @@
         <w:t xml:space="preserve">Headline direction: </w:t>
       </w:r>
       <w:r>
-        <w:t>"Website, SEO, and social — one person, one bill, for less than agencies charge for SEO alone."</w:t>
+        <w:t>"Website, SEO, and social, one person, one bill, for less than agencies charge for SEO alone."</w:t>
       </w:r>
     </w:p>
     <w:p>
@@ -1906,7 +1906,7 @@
         <w:pStyle w:val="Heading1"/>
       </w:pPr>
       <w:r>
-        <w:t>Part 3 — Framework B: Copywriting Fundamentals</w:t>
+        <w:t>Part 3, Framework B: Copywriting Fundamentals</w:t>
       </w:r>
     </w:p>
     <w:p>
@@ -1940,7 +1940,7 @@
         <w:t xml:space="preserve">MIXED. </w:t>
       </w:r>
       <w:r>
-        <w:t>The homepage hero ("Custom sites in 24 hours. At 80% less than agency pricing.") has timeframe and contrast but no action verb and no customer outcome — it describes the product, not the result. The Niagara hero ("Get your Niagara business found and chosen.") is the best on the site: action verb + outcome + audience. The one-page hero ("One-page websites that make the next step obvious.") is descriptive and the weakest.</w:t>
+        <w:t>The homepage hero ("Custom sites in 24 hours. At 80% less than agency pricing.") has timeframe and contrast but no action verb and no customer outcome, it describes the product, not the result. The Niagara hero ("Get your Niagara business found and chosen.") is the best on the site: action verb + outcome + audience. The one-page hero ("One-page websites that make the next step obvious.") is descriptive and the weakest.</w:t>
       </w:r>
     </w:p>
     <w:p>
@@ -1953,7 +1953,7 @@
         <w:pStyle w:val="ListBullet"/>
       </w:pPr>
       <w:r>
-        <w:t>Get found on Google and chosen by local customers — with a site live in 24 hours.</w:t>
+        <w:t>Get found on Google and chosen by local customers, with a site live in 24 hours.</w:t>
       </w:r>
     </w:p>
     <w:p>
@@ -1969,7 +1969,7 @@
         <w:pStyle w:val="ListBullet"/>
       </w:pPr>
       <w:r>
-        <w:t>See your new website before you pay a cent — live in 24 hours.</w:t>
+        <w:t>See your new website before you pay a cent, live in 24 hours.</w:t>
       </w:r>
     </w:p>
     <w:p>
@@ -1977,7 +1977,7 @@
         <w:pStyle w:val="ListBullet"/>
       </w:pPr>
       <w:r>
-        <w:t>The whole growth system — site, SEO, social — for less than agencies charge for SEO alone.</w:t>
+        <w:t>The whole growth system, site, SEO, social, for less than agencies charge for SEO alone.</w:t>
       </w:r>
     </w:p>
     <w:p>
@@ -2005,7 +2005,7 @@
         <w:t xml:space="preserve">STRONG. </w:t>
       </w:r>
       <w:r>
-        <w:t>"Local agencies don't publish their pricing. We have nothing to hide." is a direct challenge + confession — exactly the framework's prescription, and it avoids the "In today's fast-paced world" trap entirely. Keep it.</w:t>
+        <w:t>"Local agencies don't publish their pricing. We have nothing to hide." is a direct challenge + confession, exactly the framework's prescription, and it avoids the "In today's fast-paced world" trap entirely. Keep it.</w:t>
       </w:r>
     </w:p>
     <w:p>
@@ -2113,7 +2113,7 @@
         <w:t xml:space="preserve">FEW. </w:t>
       </w:r>
       <w:r>
-        <w:t>The page is efficient but rarely teases forward. One or two loops would pull readers down — e.g., after the table: "There's one reason I can charge this little. More on that below." (then reveal the bundle/efficiency, not the cost structure).</w:t>
+        <w:t>The page is efficient but rarely teases forward. One or two loops would pull readers down, e.g., after the table: "There's one reason I can charge this little. More on that below." (then reveal the bundle/efficiency, not the cost structure).</w:t>
       </w:r>
     </w:p>
     <w:p>
@@ -2133,7 +2133,7 @@
         <w:t xml:space="preserve">GOOD. </w:t>
       </w:r>
       <w:r>
-        <w:t>Sentence length varies and the copy reads human, not AI-uniform. No change needed. Minor: the recent-work cards lean on em-dashes ("contact — organized," "call-first layout — organized"); the framework flags excessive em-dashes, so vary the punctuation in a couple of spots.</w:t>
+        <w:t>Sentence length varies and the copy reads human, not AI-uniform. No change needed. Minor: the recent-work cards lean on em-dashes ("contact, organized," "call-first layout, organized"); the framework flags excessive em-dashes, so vary the punctuation in a couple of spots.</w:t>
       </w:r>
     </w:p>
     <w:p>
@@ -2150,7 +2150,7 @@
           <w:b/>
           <w:color w:val="B00000"/>
         </w:rPr>
-        <w:t xml:space="preserve">MISSING — top priority. </w:t>
+        <w:t xml:space="preserve">MISSING, top priority. </w:t>
       </w:r>
       <w:r>
         <w:t>The framework's testimonial formula (before state + action + specific outcome + timeframe + emotion) cannot be applied because there are zero testimonials for Well and Good. The only proof on the site ("a 4.9-star reputation") is the client's, not yours. This is the single biggest believability gap and it undercuts the bold 24h/80% claims.</w:t>
@@ -2158,7 +2158,7 @@
     </w:p>
     <w:p>
       <w:r>
-        <w:t>Action: collect 2–3 real client lines in the framework's shape, e.g. "I'd put off a website for two years. Matt had mine live the next day and I booked three jobs that week." Until real ones exist, do not fabricate — instead substitute concrete proof you can stand behind: number of sites launched, a named local client with permission, or a screenshot of a real result.</w:t>
+        <w:t>Action: collect 2–3 real client lines in the framework's shape, e.g. "I'd put off a website for two years. Matt had mine live the next day and I booked three jobs that week." Until real ones exist, do not fabricate, instead substitute concrete proof you can stand behind: number of sites launched, a named local client with permission, or a screenshot of a real result.</w:t>
       </w:r>
     </w:p>
     <w:p>
@@ -2186,7 +2186,7 @@
         <w:pStyle w:val="Heading1"/>
       </w:pPr>
       <w:r>
-        <w:t>Part 4 — Prioritized recommendations</w:t>
+        <w:t>Part 4, Prioritized recommendations</w:t>
       </w:r>
     </w:p>
     <w:p>
@@ -2194,7 +2194,7 @@
         <w:pStyle w:val="Heading2"/>
       </w:pPr>
       <w:r>
-        <w:t>P1 — Highest impact (do first)</w:t>
+        <w:t>P1, Highest impact (do first)</w:t>
       </w:r>
     </w:p>
     <w:p>
@@ -2202,7 +2202,7 @@
         <w:pStyle w:val="ListBullet"/>
       </w:pPr>
       <w:r>
-        <w:t>Add real social proof. 2–3 testimonials in the before→after→outcome→emotion shape, plus a concrete number ("X local sites launched"). Place one near the hero and one beside the plans. This is the #1 fix — it makes the 24h/80% claims believable.</w:t>
+        <w:t>Add real social proof. 2–3 testimonials in the before→after→outcome→emotion shape, plus a concrete number ("X local sites launched"). Place one near the hero and one beside the plans. This is the #1 fix, it makes the 24h/80% claims believable.</w:t>
       </w:r>
     </w:p>
     <w:p>
@@ -2210,7 +2210,7 @@
         <w:pStyle w:val="ListBullet"/>
       </w:pPr>
       <w:r>
-        <w:t>Move the free preview above the fold. "See your new website before you pay a cent — no commitment" is the strongest line on the site and it's buried in the footer. Make it a hero sub-CTA.</w:t>
+        <w:t>Move the free preview above the fold. "See your new website before you pay a cent, no commitment" is the strongest line on the site and it's buried in the footer. Make it a hero sub-CTA.</w:t>
       </w:r>
     </w:p>
     <w:p>
@@ -2218,7 +2218,7 @@
         <w:pStyle w:val="ListBullet"/>
       </w:pPr>
       <w:r>
-        <w:t>Rewrite the hero from the bottom of the so-what chain. Test an outcome-led variant ("Get found and chosen — site live in 24 hours") against the current attribute-led one. Write 5, test the top 2.</w:t>
+        <w:t>Rewrite the hero from the bottom of the so-what chain. Test an outcome-led variant ("Get found and chosen, site live in 24 hours") against the current attribute-led one. Write 5, test the top 2.</w:t>
       </w:r>
     </w:p>
     <w:p>
@@ -2226,7 +2226,7 @@
         <w:pStyle w:val="Heading2"/>
       </w:pPr>
       <w:r>
-        <w:t>P2 — High impact</w:t>
+        <w:t>P2, High impact</w:t>
       </w:r>
     </w:p>
     <w:p>
@@ -2266,7 +2266,7 @@
         <w:pStyle w:val="Heading2"/>
       </w:pPr>
       <w:r>
-        <w:t>P3 — Polish &amp; technical</w:t>
+        <w:t>P3, Polish &amp; technical</w:t>
       </w:r>
     </w:p>
     <w:p>
@@ -2282,7 +2282,7 @@
         <w:pStyle w:val="ListBullet"/>
       </w:pPr>
       <w:r>
-        <w:t>Add image alt text (the audit flags no_image_alt) — accessibility + local image SEO.</w:t>
+        <w:t>Add image alt text (the audit flags no_image_alt), accessibility + local image SEO.</w:t>
       </w:r>
     </w:p>
     <w:p>
@@ -2362,7 +2362,7 @@
         <w:pStyle w:val="ListBullet"/>
       </w:pPr>
       <w:r>
-        <w:t>Testimonials: do you have real client results and permission to quote them? Needed before any proof copy ships — nothing will be fabricated.</w:t>
+        <w:t>Testimonials: do you have real client results and permission to quote them? Needed before any proof copy ships, nothing will be fabricated.</w:t>
       </w:r>
     </w:p>
     <w:p>
